--- a/anleitungen/pi-ager-basic-install_rev6.docx
+++ b/anleitungen/pi-ager-basic-install_rev6.docx
@@ -142,22 +142,26 @@
         <w:rPr>
           <w:lang w:val="en-US"/>
         </w:rPr>
-        <w:t>bookworm</w:t>
-      </w:r>
-      <w:r>
-        <w:rPr>
-          <w:lang w:val="en-US"/>
-        </w:rPr>
-        <w:t>/</w:t>
-      </w:r>
-      <w:proofErr w:type="spellStart"/>
-      <w:r>
-        <w:rPr>
-          <w:lang w:val="en-US"/>
-        </w:rPr>
-        <w:t>trixie</w:t>
-      </w:r>
-      <w:proofErr w:type="spellEnd"/>
+        <w:t>B</w:t>
+      </w:r>
+      <w:r>
+        <w:rPr>
+          <w:lang w:val="en-US"/>
+        </w:rPr>
+        <w:t>ookworm</w:t>
+      </w:r>
+      <w:r>
+        <w:rPr>
+          <w:lang w:val="en-US"/>
+        </w:rPr>
+        <w:t>/T</w:t>
+      </w:r>
+      <w:r>
+        <w:rPr>
+          <w:lang w:val="en-US"/>
+        </w:rPr>
+        <w:t>rixie</w:t>
+      </w:r>
     </w:p>
     <w:p>
       <w:pPr>
@@ -382,12 +386,53 @@
           <w:lang w:val="en-US"/>
         </w:rPr>
       </w:pPr>
+    </w:p>
+    <w:p>
+      <w:pPr>
+        <w:rPr>
+          <w:lang w:val="en-US"/>
+        </w:rPr>
+      </w:pPr>
+      <w:r>
+        <w:rPr>
+          <w:lang w:val="en-US"/>
+        </w:rPr>
+        <w:br w:type="page"/>
+      </w:r>
+    </w:p>
+    <w:p>
+      <w:pPr>
+        <w:pStyle w:val="Listenabsatz"/>
+        <w:rPr>
+          <w:lang w:val="en-US"/>
+        </w:rPr>
+      </w:pPr>
+      <w:r>
+        <w:rPr>
+          <w:lang w:val="en-US"/>
+        </w:rPr>
+        <w:lastRenderedPageBreak/>
+        <w:t>Select Pi-OS 32 Bit Trixie</w:t>
+      </w:r>
+      <w:r>
+        <w:rPr>
+          <w:lang w:val="en-US"/>
+        </w:rPr>
+        <w:t>:</w:t>
+      </w:r>
+    </w:p>
+    <w:p>
+      <w:pPr>
+        <w:pStyle w:val="Listenabsatz"/>
+        <w:rPr>
+          <w:lang w:val="en-US"/>
+        </w:rPr>
+      </w:pPr>
       <w:r>
         <w:rPr>
           <w:noProof/>
           <w:lang w:eastAsia="de-DE"/>
         </w:rPr>
-        <w:lastRenderedPageBreak/>
         <w:drawing>
           <wp:inline distT="0" distB="0" distL="0" distR="0">
             <wp:extent cx="5760720" cy="4071620"/>
@@ -450,25 +495,46 @@
         <w:rPr>
           <w:lang w:val="en-US"/>
         </w:rPr>
-        <w:t>Or if Pi-OS Bookworm is selected:</w:t>
-      </w:r>
-    </w:p>
-    <w:p>
-      <w:pPr>
-        <w:pStyle w:val="Listenabsatz"/>
-        <w:rPr>
-          <w:lang w:val="en-US"/>
-        </w:rPr>
-      </w:pPr>
-    </w:p>
-    <w:p>
-      <w:pPr>
-        <w:pStyle w:val="Listenabsatz"/>
-        <w:rPr>
-          <w:lang w:val="en-US"/>
-        </w:rPr>
-      </w:pPr>
-      <w:bookmarkStart w:id="0" w:name="_GoBack"/>
+        <w:t>Or</w:t>
+      </w:r>
+      <w:r>
+        <w:rPr>
+          <w:lang w:val="en-US"/>
+        </w:rPr>
+        <w:t xml:space="preserve"> select </w:t>
+      </w:r>
+      <w:r>
+        <w:rPr>
+          <w:lang w:val="en-US"/>
+        </w:rPr>
+        <w:t>Pi-OS</w:t>
+      </w:r>
+      <w:r>
+        <w:rPr>
+          <w:lang w:val="en-US"/>
+        </w:rPr>
+        <w:t xml:space="preserve"> 32 Bit</w:t>
+      </w:r>
+      <w:r>
+        <w:rPr>
+          <w:lang w:val="en-US"/>
+        </w:rPr>
+        <w:t xml:space="preserve"> Bookworm</w:t>
+      </w:r>
+      <w:r>
+        <w:rPr>
+          <w:lang w:val="en-US"/>
+        </w:rPr>
+        <w:t>:</w:t>
+      </w:r>
+    </w:p>
+    <w:p>
+      <w:pPr>
+        <w:pStyle w:val="Listenabsatz"/>
+        <w:rPr>
+          <w:lang w:val="en-US"/>
+        </w:rPr>
+      </w:pPr>
       <w:r>
         <w:rPr>
           <w:noProof/>
@@ -516,15 +582,49 @@
           </wp:inline>
         </w:drawing>
       </w:r>
-      <w:bookmarkEnd w:id="0"/>
-    </w:p>
-    <w:p>
-      <w:pPr>
-        <w:pStyle w:val="Listenabsatz"/>
-        <w:rPr>
-          <w:lang w:val="en-US"/>
-        </w:rPr>
-      </w:pPr>
+    </w:p>
+    <w:p>
+      <w:pPr>
+        <w:pStyle w:val="Listenabsatz"/>
+        <w:rPr>
+          <w:lang w:val="en-US"/>
+        </w:rPr>
+      </w:pPr>
+    </w:p>
+    <w:p>
+      <w:pPr>
+        <w:pStyle w:val="Listenabsatz"/>
+        <w:rPr>
+          <w:lang w:val="en-US"/>
+        </w:rPr>
+      </w:pPr>
+    </w:p>
+    <w:p>
+      <w:pPr>
+        <w:pStyle w:val="Listenabsatz"/>
+        <w:rPr>
+          <w:lang w:val="en-US"/>
+        </w:rPr>
+      </w:pPr>
+      <w:r>
+        <w:rPr>
+          <w:lang w:val="en-US"/>
+        </w:rPr>
+        <w:lastRenderedPageBreak/>
+        <w:t xml:space="preserve">Or if you want to install pi-ager on Raspberry Pi 5, that needs a 64 Bit PI-OS, </w:t>
+      </w:r>
+      <w:r>
+        <w:rPr>
+          <w:lang w:val="en-US"/>
+        </w:rPr>
+        <w:t>select</w:t>
+      </w:r>
+      <w:r>
+        <w:rPr>
+          <w:lang w:val="en-US"/>
+        </w:rPr>
+        <w:t xml:space="preserve"> Trixie</w:t>
+      </w:r>
     </w:p>
     <w:p>
       <w:pPr>
@@ -538,12 +638,11 @@
           <w:noProof/>
           <w:lang w:eastAsia="de-DE"/>
         </w:rPr>
-        <w:lastRenderedPageBreak/>
         <w:drawing>
           <wp:inline distT="0" distB="0" distL="0" distR="0">
             <wp:extent cx="5760720" cy="4071620"/>
             <wp:effectExtent l="0" t="0" r="0" b="5080"/>
-            <wp:docPr id="3" name="Grafik 3"/>
+            <wp:docPr id="15" name="Grafik 15"/>
             <wp:cNvGraphicFramePr>
               <a:graphicFrameLocks xmlns:a="http://schemas.openxmlformats.org/drawingml/2006/main" noChangeAspect="1"/>
             </wp:cNvGraphicFramePr>
@@ -551,7 +650,7 @@
               <a:graphicData uri="http://schemas.openxmlformats.org/drawingml/2006/picture">
                 <pic:pic xmlns:pic="http://schemas.openxmlformats.org/drawingml/2006/picture">
                   <pic:nvPicPr>
-                    <pic:cNvPr id="3" name="trixie03.jpg"/>
+                    <pic:cNvPr id="15" name="trixie13.jpg"/>
                     <pic:cNvPicPr/>
                   </pic:nvPicPr>
                   <pic:blipFill>
@@ -597,6 +696,38 @@
           <w:lang w:val="en-US"/>
         </w:rPr>
       </w:pPr>
+      <w:r>
+        <w:rPr>
+          <w:lang w:val="en-US"/>
+        </w:rPr>
+        <w:t>Or if you want to install pi-ager on Raspberry Pi 5 PI-OS</w:t>
+      </w:r>
+      <w:r>
+        <w:rPr>
+          <w:lang w:val="en-US"/>
+        </w:rPr>
+        <w:t xml:space="preserve"> 64 Bit</w:t>
+      </w:r>
+      <w:bookmarkStart w:id="0" w:name="_GoBack"/>
+      <w:bookmarkEnd w:id="0"/>
+      <w:r>
+        <w:rPr>
+          <w:lang w:val="en-US"/>
+        </w:rPr>
+        <w:t xml:space="preserve">, </w:t>
+      </w:r>
+      <w:r>
+        <w:rPr>
+          <w:lang w:val="en-US"/>
+        </w:rPr>
+        <w:t xml:space="preserve">select </w:t>
+      </w:r>
+      <w:r>
+        <w:rPr>
+          <w:lang w:val="en-US"/>
+        </w:rPr>
+        <w:t>Bookworm:</w:t>
+      </w:r>
     </w:p>
     <w:p>
       <w:pPr>
@@ -614,7 +745,7 @@
           <wp:inline distT="0" distB="0" distL="0" distR="0">
             <wp:extent cx="5760720" cy="4071620"/>
             <wp:effectExtent l="0" t="0" r="0" b="5080"/>
-            <wp:docPr id="4" name="Grafik 4"/>
+            <wp:docPr id="16" name="Grafik 16"/>
             <wp:cNvGraphicFramePr>
               <a:graphicFrameLocks xmlns:a="http://schemas.openxmlformats.org/drawingml/2006/main" noChangeAspect="1"/>
             </wp:cNvGraphicFramePr>
@@ -622,7 +753,7 @@
               <a:graphicData uri="http://schemas.openxmlformats.org/drawingml/2006/picture">
                 <pic:pic xmlns:pic="http://schemas.openxmlformats.org/drawingml/2006/picture">
                   <pic:nvPicPr>
-                    <pic:cNvPr id="4" name="trixie04.jpg"/>
+                    <pic:cNvPr id="16" name="trixie14.jpg"/>
                     <pic:cNvPicPr/>
                   </pic:nvPicPr>
                   <pic:blipFill>
@@ -668,14 +799,6 @@
           <w:lang w:val="en-US"/>
         </w:rPr>
       </w:pPr>
-    </w:p>
-    <w:p>
-      <w:pPr>
-        <w:pStyle w:val="Listenabsatz"/>
-        <w:rPr>
-          <w:lang w:val="en-US"/>
-        </w:rPr>
-      </w:pPr>
       <w:r>
         <w:rPr>
           <w:noProof/>
@@ -686,7 +809,7 @@
           <wp:inline distT="0" distB="0" distL="0" distR="0">
             <wp:extent cx="5760720" cy="4071620"/>
             <wp:effectExtent l="0" t="0" r="0" b="5080"/>
-            <wp:docPr id="5" name="Grafik 5"/>
+            <wp:docPr id="3" name="Grafik 3"/>
             <wp:cNvGraphicFramePr>
               <a:graphicFrameLocks xmlns:a="http://schemas.openxmlformats.org/drawingml/2006/main" noChangeAspect="1"/>
             </wp:cNvGraphicFramePr>
@@ -694,7 +817,7 @@
               <a:graphicData uri="http://schemas.openxmlformats.org/drawingml/2006/picture">
                 <pic:pic xmlns:pic="http://schemas.openxmlformats.org/drawingml/2006/picture">
                   <pic:nvPicPr>
-                    <pic:cNvPr id="5" name="trixie05.jpg"/>
+                    <pic:cNvPr id="3" name="trixie03.jpg"/>
                     <pic:cNvPicPr/>
                   </pic:nvPicPr>
                   <pic:blipFill>
@@ -757,7 +880,7 @@
           <wp:inline distT="0" distB="0" distL="0" distR="0">
             <wp:extent cx="5760720" cy="4071620"/>
             <wp:effectExtent l="0" t="0" r="0" b="5080"/>
-            <wp:docPr id="7" name="Grafik 7"/>
+            <wp:docPr id="4" name="Grafik 4"/>
             <wp:cNvGraphicFramePr>
               <a:graphicFrameLocks xmlns:a="http://schemas.openxmlformats.org/drawingml/2006/main" noChangeAspect="1"/>
             </wp:cNvGraphicFramePr>
@@ -765,7 +888,7 @@
               <a:graphicData uri="http://schemas.openxmlformats.org/drawingml/2006/picture">
                 <pic:pic xmlns:pic="http://schemas.openxmlformats.org/drawingml/2006/picture">
                   <pic:nvPicPr>
-                    <pic:cNvPr id="7" name="trixie06.jpg"/>
+                    <pic:cNvPr id="4" name="trixie04.jpg"/>
                     <pic:cNvPicPr/>
                   </pic:nvPicPr>
                   <pic:blipFill>
@@ -829,7 +952,7 @@
           <wp:inline distT="0" distB="0" distL="0" distR="0">
             <wp:extent cx="5760720" cy="4071620"/>
             <wp:effectExtent l="0" t="0" r="0" b="5080"/>
-            <wp:docPr id="9" name="Grafik 9"/>
+            <wp:docPr id="5" name="Grafik 5"/>
             <wp:cNvGraphicFramePr>
               <a:graphicFrameLocks xmlns:a="http://schemas.openxmlformats.org/drawingml/2006/main" noChangeAspect="1"/>
             </wp:cNvGraphicFramePr>
@@ -837,7 +960,7 @@
               <a:graphicData uri="http://schemas.openxmlformats.org/drawingml/2006/picture">
                 <pic:pic xmlns:pic="http://schemas.openxmlformats.org/drawingml/2006/picture">
                   <pic:nvPicPr>
-                    <pic:cNvPr id="9" name="trixie07.jpg"/>
+                    <pic:cNvPr id="5" name="trixie05.jpg"/>
                     <pic:cNvPicPr/>
                   </pic:nvPicPr>
                   <pic:blipFill>
@@ -900,7 +1023,7 @@
           <wp:inline distT="0" distB="0" distL="0" distR="0">
             <wp:extent cx="5760720" cy="4071620"/>
             <wp:effectExtent l="0" t="0" r="0" b="5080"/>
-            <wp:docPr id="10" name="Grafik 10"/>
+            <wp:docPr id="7" name="Grafik 7"/>
             <wp:cNvGraphicFramePr>
               <a:graphicFrameLocks xmlns:a="http://schemas.openxmlformats.org/drawingml/2006/main" noChangeAspect="1"/>
             </wp:cNvGraphicFramePr>
@@ -908,7 +1031,7 @@
               <a:graphicData uri="http://schemas.openxmlformats.org/drawingml/2006/picture">
                 <pic:pic xmlns:pic="http://schemas.openxmlformats.org/drawingml/2006/picture">
                   <pic:nvPicPr>
-                    <pic:cNvPr id="10" name="trixie08.jpg"/>
+                    <pic:cNvPr id="7" name="trixie06.jpg"/>
                     <pic:cNvPicPr/>
                   </pic:nvPicPr>
                   <pic:blipFill>
@@ -972,7 +1095,7 @@
           <wp:inline distT="0" distB="0" distL="0" distR="0">
             <wp:extent cx="5760720" cy="4071620"/>
             <wp:effectExtent l="0" t="0" r="0" b="5080"/>
-            <wp:docPr id="11" name="Grafik 11"/>
+            <wp:docPr id="9" name="Grafik 9"/>
             <wp:cNvGraphicFramePr>
               <a:graphicFrameLocks xmlns:a="http://schemas.openxmlformats.org/drawingml/2006/main" noChangeAspect="1"/>
             </wp:cNvGraphicFramePr>
@@ -980,7 +1103,7 @@
               <a:graphicData uri="http://schemas.openxmlformats.org/drawingml/2006/picture">
                 <pic:pic xmlns:pic="http://schemas.openxmlformats.org/drawingml/2006/picture">
                   <pic:nvPicPr>
-                    <pic:cNvPr id="11" name="trixie09.jpg"/>
+                    <pic:cNvPr id="9" name="trixie07.jpg"/>
                     <pic:cNvPicPr/>
                   </pic:nvPicPr>
                   <pic:blipFill>
@@ -1043,7 +1166,7 @@
           <wp:inline distT="0" distB="0" distL="0" distR="0">
             <wp:extent cx="5760720" cy="4071620"/>
             <wp:effectExtent l="0" t="0" r="0" b="5080"/>
-            <wp:docPr id="12" name="Grafik 12"/>
+            <wp:docPr id="10" name="Grafik 10"/>
             <wp:cNvGraphicFramePr>
               <a:graphicFrameLocks xmlns:a="http://schemas.openxmlformats.org/drawingml/2006/main" noChangeAspect="1"/>
             </wp:cNvGraphicFramePr>
@@ -1051,7 +1174,7 @@
               <a:graphicData uri="http://schemas.openxmlformats.org/drawingml/2006/picture">
                 <pic:pic xmlns:pic="http://schemas.openxmlformats.org/drawingml/2006/picture">
                   <pic:nvPicPr>
-                    <pic:cNvPr id="12" name="trixie10.jpg"/>
+                    <pic:cNvPr id="10" name="trixie08.jpg"/>
                     <pic:cNvPicPr/>
                   </pic:nvPicPr>
                   <pic:blipFill>
@@ -1115,7 +1238,7 @@
           <wp:inline distT="0" distB="0" distL="0" distR="0">
             <wp:extent cx="5760720" cy="4071620"/>
             <wp:effectExtent l="0" t="0" r="0" b="5080"/>
-            <wp:docPr id="13" name="Grafik 13"/>
+            <wp:docPr id="11" name="Grafik 11"/>
             <wp:cNvGraphicFramePr>
               <a:graphicFrameLocks xmlns:a="http://schemas.openxmlformats.org/drawingml/2006/main" noChangeAspect="1"/>
             </wp:cNvGraphicFramePr>
@@ -1123,7 +1246,7 @@
               <a:graphicData uri="http://schemas.openxmlformats.org/drawingml/2006/picture">
                 <pic:pic xmlns:pic="http://schemas.openxmlformats.org/drawingml/2006/picture">
                   <pic:nvPicPr>
-                    <pic:cNvPr id="13" name="trixie11.jpg"/>
+                    <pic:cNvPr id="11" name="trixie09.jpg"/>
                     <pic:cNvPicPr/>
                   </pic:nvPicPr>
                   <pic:blipFill>
@@ -1177,6 +1300,149 @@
           <w:lang w:val="en-US"/>
         </w:rPr>
       </w:pPr>
+      <w:r>
+        <w:rPr>
+          <w:noProof/>
+          <w:lang w:eastAsia="de-DE"/>
+        </w:rPr>
+        <w:drawing>
+          <wp:inline distT="0" distB="0" distL="0" distR="0">
+            <wp:extent cx="5760720" cy="4071620"/>
+            <wp:effectExtent l="0" t="0" r="0" b="5080"/>
+            <wp:docPr id="12" name="Grafik 12"/>
+            <wp:cNvGraphicFramePr>
+              <a:graphicFrameLocks xmlns:a="http://schemas.openxmlformats.org/drawingml/2006/main" noChangeAspect="1"/>
+            </wp:cNvGraphicFramePr>
+            <a:graphic xmlns:a="http://schemas.openxmlformats.org/drawingml/2006/main">
+              <a:graphicData uri="http://schemas.openxmlformats.org/drawingml/2006/picture">
+                <pic:pic xmlns:pic="http://schemas.openxmlformats.org/drawingml/2006/picture">
+                  <pic:nvPicPr>
+                    <pic:cNvPr id="12" name="trixie10.jpg"/>
+                    <pic:cNvPicPr/>
+                  </pic:nvPicPr>
+                  <pic:blipFill>
+                    <a:blip r:embed="rId18">
+                      <a:extLst>
+                        <a:ext uri="{28A0092B-C50C-407E-A947-70E740481C1C}">
+                          <a14:useLocalDpi xmlns:a14="http://schemas.microsoft.com/office/drawing/2010/main" val="0"/>
+                        </a:ext>
+                      </a:extLst>
+                    </a:blip>
+                    <a:stretch>
+                      <a:fillRect/>
+                    </a:stretch>
+                  </pic:blipFill>
+                  <pic:spPr>
+                    <a:xfrm>
+                      <a:off x="0" y="0"/>
+                      <a:ext cx="5760720" cy="4071620"/>
+                    </a:xfrm>
+                    <a:prstGeom prst="rect">
+                      <a:avLst/>
+                    </a:prstGeom>
+                  </pic:spPr>
+                </pic:pic>
+              </a:graphicData>
+            </a:graphic>
+          </wp:inline>
+        </w:drawing>
+      </w:r>
+    </w:p>
+    <w:p>
+      <w:pPr>
+        <w:pStyle w:val="Listenabsatz"/>
+        <w:rPr>
+          <w:lang w:val="en-US"/>
+        </w:rPr>
+      </w:pPr>
+    </w:p>
+    <w:p>
+      <w:pPr>
+        <w:pStyle w:val="Listenabsatz"/>
+        <w:rPr>
+          <w:lang w:val="en-US"/>
+        </w:rPr>
+      </w:pPr>
+    </w:p>
+    <w:p>
+      <w:pPr>
+        <w:pStyle w:val="Listenabsatz"/>
+        <w:rPr>
+          <w:lang w:val="en-US"/>
+        </w:rPr>
+      </w:pPr>
+      <w:r>
+        <w:rPr>
+          <w:noProof/>
+          <w:lang w:eastAsia="de-DE"/>
+        </w:rPr>
+        <w:lastRenderedPageBreak/>
+        <w:drawing>
+          <wp:inline distT="0" distB="0" distL="0" distR="0">
+            <wp:extent cx="5760720" cy="4071620"/>
+            <wp:effectExtent l="0" t="0" r="0" b="5080"/>
+            <wp:docPr id="13" name="Grafik 13"/>
+            <wp:cNvGraphicFramePr>
+              <a:graphicFrameLocks xmlns:a="http://schemas.openxmlformats.org/drawingml/2006/main" noChangeAspect="1"/>
+            </wp:cNvGraphicFramePr>
+            <a:graphic xmlns:a="http://schemas.openxmlformats.org/drawingml/2006/main">
+              <a:graphicData uri="http://schemas.openxmlformats.org/drawingml/2006/picture">
+                <pic:pic xmlns:pic="http://schemas.openxmlformats.org/drawingml/2006/picture">
+                  <pic:nvPicPr>
+                    <pic:cNvPr id="13" name="trixie11.jpg"/>
+                    <pic:cNvPicPr/>
+                  </pic:nvPicPr>
+                  <pic:blipFill>
+                    <a:blip r:embed="rId19">
+                      <a:extLst>
+                        <a:ext uri="{28A0092B-C50C-407E-A947-70E740481C1C}">
+                          <a14:useLocalDpi xmlns:a14="http://schemas.microsoft.com/office/drawing/2010/main" val="0"/>
+                        </a:ext>
+                      </a:extLst>
+                    </a:blip>
+                    <a:stretch>
+                      <a:fillRect/>
+                    </a:stretch>
+                  </pic:blipFill>
+                  <pic:spPr>
+                    <a:xfrm>
+                      <a:off x="0" y="0"/>
+                      <a:ext cx="5760720" cy="4071620"/>
+                    </a:xfrm>
+                    <a:prstGeom prst="rect">
+                      <a:avLst/>
+                    </a:prstGeom>
+                  </pic:spPr>
+                </pic:pic>
+              </a:graphicData>
+            </a:graphic>
+          </wp:inline>
+        </w:drawing>
+      </w:r>
+    </w:p>
+    <w:p>
+      <w:pPr>
+        <w:pStyle w:val="Listenabsatz"/>
+        <w:rPr>
+          <w:lang w:val="en-US"/>
+        </w:rPr>
+      </w:pPr>
+    </w:p>
+    <w:p>
+      <w:pPr>
+        <w:pStyle w:val="Listenabsatz"/>
+        <w:rPr>
+          <w:lang w:val="en-US"/>
+        </w:rPr>
+      </w:pPr>
+    </w:p>
+    <w:p>
+      <w:pPr>
+        <w:pStyle w:val="Listenabsatz"/>
+        <w:rPr>
+          <w:lang w:val="en-US"/>
+        </w:rPr>
+      </w:pPr>
     </w:p>
     <w:p>
       <w:pPr>
@@ -1281,7 +1547,7 @@
         </w:rPr>
         <w:t xml:space="preserve"> from </w:t>
       </w:r>
-      <w:hyperlink r:id="rId18" w:history="1">
+      <w:hyperlink r:id="rId20" w:history="1">
         <w:r>
           <w:rPr>
             <w:rStyle w:val="Hyperlink"/>
@@ -1330,7 +1596,7 @@
         </w:rPr>
         <w:t xml:space="preserve"> from </w:t>
       </w:r>
-      <w:hyperlink r:id="rId19" w:history="1">
+      <w:hyperlink r:id="rId21" w:history="1">
         <w:r>
           <w:rPr>
             <w:rStyle w:val="Hyperlink"/>
@@ -1421,7 +1687,7 @@
             <o:lock v:ext="edit" aspectratio="t"/>
           </v:shapetype>
           <v:shape id="_x0000_i1025" type="#_x0000_t75" style="width:339pt;height:331.5pt">
-            <v:imagedata r:id="rId20" o:title="putty1"/>
+            <v:imagedata r:id="rId22" o:title="putty1"/>
           </v:shape>
         </w:pict>
       </w:r>
@@ -1447,7 +1713,7 @@
         </w:rPr>
         <w:pict>
           <v:shape id="_x0000_i1026" type="#_x0000_t75" style="width:453.75pt;height:258.75pt">
-            <v:imagedata r:id="rId21" o:title="putty2"/>
+            <v:imagedata r:id="rId23" o:title="putty2"/>
           </v:shape>
         </w:pict>
       </w:r>
@@ -1951,7 +2217,7 @@
         </w:rPr>
         <w:pict>
           <v:shape id="_x0000_i1027" type="#_x0000_t75" style="width:453pt;height:348.75pt">
-            <v:imagedata r:id="rId22" o:title="putty3"/>
+            <v:imagedata r:id="rId24" o:title="putty3"/>
           </v:shape>
         </w:pict>
       </w:r>
@@ -2206,7 +2472,7 @@
           <w:lang w:val="en-US"/>
         </w:rPr>
       </w:pPr>
-      <w:hyperlink r:id="rId23" w:history="1">
+      <w:hyperlink r:id="rId25" w:history="1">
         <w:r>
           <w:rPr>
             <w:rStyle w:val="Hyperlink"/>
@@ -2270,7 +2536,7 @@
                     <pic:cNvPicPr/>
                   </pic:nvPicPr>
                   <pic:blipFill>
-                    <a:blip r:embed="rId24"/>
+                    <a:blip r:embed="rId26"/>
                     <a:stretch>
                       <a:fillRect/>
                     </a:stretch>
@@ -2376,7 +2642,7 @@
                     <pic:cNvPicPr/>
                   </pic:nvPicPr>
                   <pic:blipFill>
-                    <a:blip r:embed="rId25"/>
+                    <a:blip r:embed="rId27"/>
                     <a:stretch>
                       <a:fillRect/>
                     </a:stretch>
